--- a/data/concession-vologda/Приложение 5.docx
+++ b/data/concession-vologda/Приложение 5.docx
@@ -1,6 +1,6 @@
 
 <file path=word/document.xml><?xml version="1.0" encoding="utf-8"?>
-<w:document xmlns:wpc="http://schemas.microsoft.com/office/word/2010/wordprocessingCanvas" xmlns:cx="http://schemas.microsoft.com/office/drawing/2014/chartex" xmlns:cx1="http://schemas.microsoft.com/office/drawing/2015/9/8/chartex" xmlns:cx2="http://schemas.microsoft.com/office/drawing/2015/10/21/chartex" xmlns:cx3="http://schemas.microsoft.com/office/drawing/2016/5/9/chartex" xmlns:cx4="http://schemas.microsoft.com/office/drawing/2016/5/10/chartex" xmlns:cx5="http://schemas.microsoft.com/office/drawing/2016/5/11/chartex" xmlns:cx6="http://schemas.microsoft.com/office/drawing/2016/5/12/chartex" xmlns:cx7="http://schemas.microsoft.com/office/drawing/2016/5/13/chartex" xmlns:cx8="http://schemas.microsoft.com/office/drawing/2016/5/14/chartex" xmlns:mc="http://schemas.openxmlformats.org/markup-compatibility/2006" xmlns:aink="http://schemas.microsoft.com/office/drawing/2016/ink" xmlns:am3d="http://schemas.microsoft.com/office/drawing/2017/model3d" xmlns:o="urn:schemas-microsoft-com:office:office" xmlns:r="http://schemas.openxmlformats.org/officeDocument/2006/relationships" xmlns:m="http://schemas.openxmlformats.org/officeDocument/2006/math" xmlns:v="urn:schemas-microsoft-com:vml" xmlns:wp14="http://schemas.microsoft.com/office/word/2010/wordprocessingDrawing" xmlns:wp="http://schemas.openxmlformats.org/drawingml/2006/wordprocessingDrawing" xmlns:w10="urn:schemas-microsoft-com:office:word" xmlns:w="http://schemas.openxmlformats.org/wordprocessingml/2006/main" xmlns:w14="http://schemas.microsoft.com/office/word/2010/wordml" xmlns:w15="http://schemas.microsoft.com/office/word/2012/wordml" xmlns:w16cid="http://schemas.microsoft.com/office/word/2016/wordml/cid" xmlns:w16se="http://schemas.microsoft.com/office/word/2015/wordml/symex" xmlns:wpg="http://schemas.microsoft.com/office/word/2010/wordprocessingGroup" xmlns:wpi="http://schemas.microsoft.com/office/word/2010/wordprocessingInk" xmlns:wne="http://schemas.microsoft.com/office/word/2006/wordml" xmlns:wps="http://schemas.microsoft.com/office/word/2010/wordprocessingShape" mc:Ignorable="w14 w15 w16se w16cid wp14">
+<w:document xmlns:wpc="http://schemas.microsoft.com/office/word/2010/wordprocessingCanvas" xmlns:cx="http://schemas.microsoft.com/office/drawing/2014/chartex" xmlns:cx1="http://schemas.microsoft.com/office/drawing/2015/9/8/chartex" xmlns:cx2="http://schemas.microsoft.com/office/drawing/2015/10/21/chartex" xmlns:cx3="http://schemas.microsoft.com/office/drawing/2016/5/9/chartex" xmlns:cx4="http://schemas.microsoft.com/office/drawing/2016/5/10/chartex" xmlns:cx5="http://schemas.microsoft.com/office/drawing/2016/5/11/chartex" xmlns:cx6="http://schemas.microsoft.com/office/drawing/2016/5/12/chartex" xmlns:cx7="http://schemas.microsoft.com/office/drawing/2016/5/13/chartex" xmlns:cx8="http://schemas.microsoft.com/office/drawing/2016/5/14/chartex" xmlns:mc="http://schemas.openxmlformats.org/markup-compatibility/2006" xmlns:aink="http://schemas.microsoft.com/office/drawing/2016/ink" xmlns:am3d="http://schemas.microsoft.com/office/drawing/2017/model3d" xmlns:o="urn:schemas-microsoft-com:office:office" xmlns:oel="http://schemas.microsoft.com/office/2019/extlst" xmlns:r="http://schemas.openxmlformats.org/officeDocument/2006/relationships" xmlns:m="http://schemas.openxmlformats.org/officeDocument/2006/math" xmlns:v="urn:schemas-microsoft-com:vml" xmlns:wp14="http://schemas.microsoft.com/office/word/2010/wordprocessingDrawing" xmlns:wp="http://schemas.openxmlformats.org/drawingml/2006/wordprocessingDrawing" xmlns:w10="urn:schemas-microsoft-com:office:word" xmlns:w="http://schemas.openxmlformats.org/wordprocessingml/2006/main" xmlns:w14="http://schemas.microsoft.com/office/word/2010/wordml" xmlns:w15="http://schemas.microsoft.com/office/word/2012/wordml" xmlns:w16cex="http://schemas.microsoft.com/office/word/2018/wordml/cex" xmlns:w16cid="http://schemas.microsoft.com/office/word/2016/wordml/cid" xmlns:w16="http://schemas.microsoft.com/office/word/2018/wordml" xmlns:w16du="http://schemas.microsoft.com/office/word/2023/wordml/word16du" xmlns:w16sdtdh="http://schemas.microsoft.com/office/word/2020/wordml/sdtdatahash" xmlns:w16sdtfl="http://schemas.microsoft.com/office/word/2024/wordml/sdtformatlock" xmlns:w16se="http://schemas.microsoft.com/office/word/2015/wordml/symex" xmlns:wpg="http://schemas.microsoft.com/office/word/2010/wordprocessingGroup" xmlns:wpi="http://schemas.microsoft.com/office/word/2010/wordprocessingInk" xmlns:wne="http://schemas.microsoft.com/office/word/2006/wordml" xmlns:wps="http://schemas.microsoft.com/office/word/2010/wordprocessingShape" mc:Ignorable="w14 w15 w16se w16cid w16 w16cex w16sdtdh w16sdtfl w16du wp14">
   <w:body>
     <w:p>
       <w:pPr>
@@ -85,8 +85,6 @@
         </w:rPr>
         <w:t>.</w:t>
       </w:r>
-      <w:bookmarkStart w:id="1" w:name="_GoBack"/>
-      <w:bookmarkEnd w:id="1"/>
       <w:r>
         <w:rPr>
           <w:rFonts w:ascii="Times New Roman" w:hAnsi="Times New Roman"/>
@@ -203,11 +201,11 @@
         <w:tblLook w:val="04A0" w:firstRow="1" w:lastRow="0" w:firstColumn="1" w:lastColumn="0" w:noHBand="0" w:noVBand="1"/>
       </w:tblPr>
       <w:tblGrid>
-        <w:gridCol w:w="546"/>
-        <w:gridCol w:w="3112"/>
-        <w:gridCol w:w="850"/>
-        <w:gridCol w:w="1822"/>
-        <w:gridCol w:w="3025"/>
+        <w:gridCol w:w="759"/>
+        <w:gridCol w:w="3059"/>
+        <w:gridCol w:w="797"/>
+        <w:gridCol w:w="1768"/>
+        <w:gridCol w:w="2972"/>
       </w:tblGrid>
       <w:tr>
         <w:trPr>
@@ -239,7 +237,6 @@
                 <w:rFonts w:ascii="Times New Roman" w:hAnsi="Times New Roman"/>
                 <w:b/>
               </w:rPr>
-              <w:lastRenderedPageBreak/>
               <w:t xml:space="preserve">Таблица 1. График </w:t>
             </w:r>
             <w:r>
@@ -398,18 +395,25 @@
           </w:tcPr>
           <w:p>
             <w:pPr>
-              <w:numPr>
-                <w:ilvl w:val="0"/>
-                <w:numId w:val="1"/>
-              </w:numPr>
-              <w:spacing w:after="120" w:line="240" w:lineRule="auto"/>
-              <w:ind w:left="0" w:firstLine="0"/>
+              <w:spacing w:after="120" w:line="240" w:lineRule="auto"/>
               <w:contextualSpacing/>
               <w:jc w:val="center"/>
               <w:rPr>
                 <w:rFonts w:ascii="Times New Roman" w:hAnsi="Times New Roman"/>
               </w:rPr>
             </w:pPr>
+            <w:r>
+              <w:rPr>
+                <w:rFonts w:ascii="Times New Roman" w:hAnsi="Times New Roman"/>
+              </w:rPr>
+              <w:t>1.</w:t>
+            </w:r>
+            <w:r>
+              <w:rPr>
+                <w:rFonts w:ascii="Times New Roman" w:hAnsi="Times New Roman"/>
+              </w:rPr>
+              <w:tab/>
+            </w:r>
           </w:p>
         </w:tc>
         <w:tc>
@@ -597,21 +601,7 @@
               <w:rPr>
                 <w:rFonts w:ascii="Times New Roman" w:hAnsi="Times New Roman"/>
               </w:rPr>
-              <w:t xml:space="preserve">Предоставление </w:t>
-            </w:r>
-            <w:proofErr w:type="spellStart"/>
-            <w:r>
-              <w:rPr>
-                <w:rFonts w:ascii="Times New Roman" w:hAnsi="Times New Roman"/>
-              </w:rPr>
-              <w:t>Концедентом</w:t>
-            </w:r>
-            <w:proofErr w:type="spellEnd"/>
-            <w:r>
-              <w:rPr>
-                <w:rFonts w:ascii="Times New Roman" w:hAnsi="Times New Roman"/>
-              </w:rPr>
-              <w:t xml:space="preserve"> Адресного перечня, согласованного с </w:t>
+              <w:t xml:space="preserve">Предоставление Концедентом Адресного перечня, согласованного с </w:t>
             </w:r>
             <w:r>
               <w:rPr>
@@ -759,18 +749,25 @@
           </w:tcPr>
           <w:p>
             <w:pPr>
-              <w:numPr>
-                <w:ilvl w:val="0"/>
-                <w:numId w:val="1"/>
-              </w:numPr>
-              <w:spacing w:after="120" w:line="240" w:lineRule="auto"/>
-              <w:ind w:left="0" w:firstLine="0"/>
+              <w:spacing w:after="120" w:line="240" w:lineRule="auto"/>
               <w:contextualSpacing/>
               <w:jc w:val="center"/>
               <w:rPr>
                 <w:rFonts w:ascii="Times New Roman" w:hAnsi="Times New Roman"/>
               </w:rPr>
             </w:pPr>
+            <w:r>
+              <w:rPr>
+                <w:rFonts w:ascii="Times New Roman" w:hAnsi="Times New Roman"/>
+              </w:rPr>
+              <w:t>2.</w:t>
+            </w:r>
+            <w:r>
+              <w:rPr>
+                <w:rFonts w:ascii="Times New Roman" w:hAnsi="Times New Roman"/>
+              </w:rPr>
+              <w:tab/>
+            </w:r>
           </w:p>
         </w:tc>
         <w:tc>
@@ -958,18 +955,25 @@
           </w:tcPr>
           <w:p>
             <w:pPr>
-              <w:numPr>
-                <w:ilvl w:val="0"/>
-                <w:numId w:val="1"/>
-              </w:numPr>
-              <w:spacing w:after="120" w:line="240" w:lineRule="auto"/>
-              <w:ind w:left="0" w:firstLine="0"/>
+              <w:spacing w:after="120" w:line="240" w:lineRule="auto"/>
               <w:contextualSpacing/>
               <w:jc w:val="center"/>
               <w:rPr>
                 <w:rFonts w:ascii="Times New Roman" w:hAnsi="Times New Roman"/>
               </w:rPr>
             </w:pPr>
+            <w:r>
+              <w:rPr>
+                <w:rFonts w:ascii="Times New Roman" w:hAnsi="Times New Roman"/>
+              </w:rPr>
+              <w:t>3.</w:t>
+            </w:r>
+            <w:r>
+              <w:rPr>
+                <w:rFonts w:ascii="Times New Roman" w:hAnsi="Times New Roman"/>
+              </w:rPr>
+              <w:tab/>
+            </w:r>
           </w:p>
         </w:tc>
         <w:tc>
@@ -1067,16 +1071,8 @@
               <w:rPr>
                 <w:rFonts w:ascii="Times New Roman" w:hAnsi="Times New Roman"/>
               </w:rPr>
-              <w:t xml:space="preserve">окументации для согласования </w:t>
-            </w:r>
-            <w:proofErr w:type="spellStart"/>
-            <w:r>
-              <w:rPr>
-                <w:rFonts w:ascii="Times New Roman" w:hAnsi="Times New Roman"/>
-              </w:rPr>
-              <w:t>Концеденту</w:t>
-            </w:r>
-            <w:proofErr w:type="spellEnd"/>
+              <w:t>окументации для согласования Концеденту</w:t>
+            </w:r>
           </w:p>
         </w:tc>
       </w:tr>
@@ -1093,18 +1089,25 @@
           </w:tcPr>
           <w:p>
             <w:pPr>
-              <w:numPr>
-                <w:ilvl w:val="0"/>
-                <w:numId w:val="1"/>
-              </w:numPr>
-              <w:spacing w:after="120" w:line="240" w:lineRule="auto"/>
-              <w:ind w:left="0" w:firstLine="0"/>
+              <w:spacing w:after="120" w:line="240" w:lineRule="auto"/>
               <w:contextualSpacing/>
               <w:jc w:val="center"/>
               <w:rPr>
                 <w:rFonts w:ascii="Times New Roman" w:hAnsi="Times New Roman"/>
               </w:rPr>
             </w:pPr>
+            <w:r>
+              <w:rPr>
+                <w:rFonts w:ascii="Times New Roman" w:hAnsi="Times New Roman"/>
+              </w:rPr>
+              <w:t>4.</w:t>
+            </w:r>
+            <w:r>
+              <w:rPr>
+                <w:rFonts w:ascii="Times New Roman" w:hAnsi="Times New Roman"/>
+              </w:rPr>
+              <w:tab/>
+            </w:r>
           </w:p>
         </w:tc>
         <w:tc>
@@ -1241,18 +1244,25 @@
           </w:tcPr>
           <w:p>
             <w:pPr>
-              <w:numPr>
-                <w:ilvl w:val="0"/>
-                <w:numId w:val="1"/>
-              </w:numPr>
-              <w:spacing w:after="120" w:line="240" w:lineRule="auto"/>
-              <w:ind w:left="0" w:firstLine="0"/>
+              <w:spacing w:after="120" w:line="240" w:lineRule="auto"/>
               <w:contextualSpacing/>
               <w:jc w:val="center"/>
               <w:rPr>
                 <w:rFonts w:ascii="Times New Roman" w:hAnsi="Times New Roman"/>
               </w:rPr>
             </w:pPr>
+            <w:r>
+              <w:rPr>
+                <w:rFonts w:ascii="Times New Roman" w:hAnsi="Times New Roman"/>
+              </w:rPr>
+              <w:t>5.</w:t>
+            </w:r>
+            <w:r>
+              <w:rPr>
+                <w:rFonts w:ascii="Times New Roman" w:hAnsi="Times New Roman"/>
+              </w:rPr>
+              <w:tab/>
+            </w:r>
           </w:p>
         </w:tc>
         <w:tc>
@@ -1407,18 +1417,25 @@
           </w:tcPr>
           <w:p>
             <w:pPr>
-              <w:numPr>
-                <w:ilvl w:val="0"/>
-                <w:numId w:val="1"/>
-              </w:numPr>
-              <w:spacing w:after="120" w:line="240" w:lineRule="auto"/>
-              <w:ind w:left="0" w:firstLine="0"/>
+              <w:spacing w:after="120" w:line="240" w:lineRule="auto"/>
               <w:contextualSpacing/>
               <w:jc w:val="center"/>
               <w:rPr>
                 <w:rFonts w:ascii="Times New Roman" w:hAnsi="Times New Roman"/>
               </w:rPr>
             </w:pPr>
+            <w:r>
+              <w:rPr>
+                <w:rFonts w:ascii="Times New Roman" w:hAnsi="Times New Roman"/>
+              </w:rPr>
+              <w:t>6.</w:t>
+            </w:r>
+            <w:r>
+              <w:rPr>
+                <w:rFonts w:ascii="Times New Roman" w:hAnsi="Times New Roman"/>
+              </w:rPr>
+              <w:tab/>
+            </w:r>
           </w:p>
         </w:tc>
         <w:tc>
@@ -1540,18 +1557,25 @@
           </w:tcPr>
           <w:p>
             <w:pPr>
-              <w:numPr>
-                <w:ilvl w:val="0"/>
-                <w:numId w:val="1"/>
-              </w:numPr>
-              <w:spacing w:after="120" w:line="240" w:lineRule="auto"/>
-              <w:ind w:left="0" w:firstLine="0"/>
+              <w:spacing w:after="120" w:line="240" w:lineRule="auto"/>
               <w:contextualSpacing/>
               <w:jc w:val="center"/>
               <w:rPr>
                 <w:rFonts w:ascii="Times New Roman" w:hAnsi="Times New Roman"/>
               </w:rPr>
             </w:pPr>
+            <w:r>
+              <w:rPr>
+                <w:rFonts w:ascii="Times New Roman" w:hAnsi="Times New Roman"/>
+              </w:rPr>
+              <w:t>7.</w:t>
+            </w:r>
+            <w:r>
+              <w:rPr>
+                <w:rFonts w:ascii="Times New Roman" w:hAnsi="Times New Roman"/>
+              </w:rPr>
+              <w:tab/>
+            </w:r>
           </w:p>
         </w:tc>
         <w:tc>
@@ -1700,18 +1724,25 @@
           </w:tcPr>
           <w:p>
             <w:pPr>
-              <w:numPr>
-                <w:ilvl w:val="0"/>
-                <w:numId w:val="1"/>
-              </w:numPr>
-              <w:spacing w:after="120" w:line="240" w:lineRule="auto"/>
-              <w:ind w:left="0" w:firstLine="0"/>
+              <w:spacing w:after="120" w:line="240" w:lineRule="auto"/>
               <w:contextualSpacing/>
               <w:jc w:val="center"/>
               <w:rPr>
                 <w:rFonts w:ascii="Times New Roman" w:hAnsi="Times New Roman"/>
               </w:rPr>
             </w:pPr>
+            <w:r>
+              <w:rPr>
+                <w:rFonts w:ascii="Times New Roman" w:hAnsi="Times New Roman"/>
+              </w:rPr>
+              <w:t>8.</w:t>
+            </w:r>
+            <w:r>
+              <w:rPr>
+                <w:rFonts w:ascii="Times New Roman" w:hAnsi="Times New Roman"/>
+              </w:rPr>
+              <w:tab/>
+            </w:r>
           </w:p>
         </w:tc>
         <w:tc>
@@ -1809,18 +1840,25 @@
           </w:tcPr>
           <w:p>
             <w:pPr>
-              <w:numPr>
-                <w:ilvl w:val="0"/>
-                <w:numId w:val="1"/>
-              </w:numPr>
-              <w:spacing w:after="120" w:line="240" w:lineRule="auto"/>
-              <w:ind w:left="0" w:firstLine="0"/>
+              <w:spacing w:after="120" w:line="240" w:lineRule="auto"/>
               <w:contextualSpacing/>
               <w:jc w:val="center"/>
               <w:rPr>
                 <w:rFonts w:ascii="Times New Roman" w:hAnsi="Times New Roman"/>
               </w:rPr>
             </w:pPr>
+            <w:r>
+              <w:rPr>
+                <w:rFonts w:ascii="Times New Roman" w:hAnsi="Times New Roman"/>
+              </w:rPr>
+              <w:t>9.</w:t>
+            </w:r>
+            <w:r>
+              <w:rPr>
+                <w:rFonts w:ascii="Times New Roman" w:hAnsi="Times New Roman"/>
+              </w:rPr>
+              <w:tab/>
+            </w:r>
           </w:p>
         </w:tc>
         <w:tc>
@@ -2004,25 +2042,7 @@
                 <w:b/>
                 <w:sz w:val="24"/>
               </w:rPr>
-              <w:t xml:space="preserve">От </w:t>
-            </w:r>
-            <w:proofErr w:type="spellStart"/>
-            <w:r>
-              <w:rPr>
-                <w:rFonts w:ascii="Times New Roman" w:hAnsi="Times New Roman"/>
-                <w:b/>
-                <w:sz w:val="24"/>
-              </w:rPr>
-              <w:t>Концедента</w:t>
-            </w:r>
-            <w:proofErr w:type="spellEnd"/>
-            <w:r>
-              <w:rPr>
-                <w:rFonts w:ascii="Times New Roman" w:hAnsi="Times New Roman"/>
-                <w:b/>
-                <w:sz w:val="24"/>
-              </w:rPr>
-              <w:t>:</w:t>
+              <w:t>От Концедента:</w:t>
             </w:r>
           </w:p>
           <w:p>
@@ -2262,7 +2282,7 @@
 </file>
 
 <file path=word/numbering.xml><?xml version="1.0" encoding="utf-8"?>
-<w:numbering xmlns:wpc="http://schemas.microsoft.com/office/word/2010/wordprocessingCanvas" xmlns:cx="http://schemas.microsoft.com/office/drawing/2014/chartex" xmlns:cx1="http://schemas.microsoft.com/office/drawing/2015/9/8/chartex" xmlns:cx2="http://schemas.microsoft.com/office/drawing/2015/10/21/chartex" xmlns:cx3="http://schemas.microsoft.com/office/drawing/2016/5/9/chartex" xmlns:cx4="http://schemas.microsoft.com/office/drawing/2016/5/10/chartex" xmlns:cx5="http://schemas.microsoft.com/office/drawing/2016/5/11/chartex" xmlns:cx6="http://schemas.microsoft.com/office/drawing/2016/5/12/chartex" xmlns:cx7="http://schemas.microsoft.com/office/drawing/2016/5/13/chartex" xmlns:cx8="http://schemas.microsoft.com/office/drawing/2016/5/14/chartex" xmlns:mc="http://schemas.openxmlformats.org/markup-compatibility/2006" xmlns:aink="http://schemas.microsoft.com/office/drawing/2016/ink" xmlns:am3d="http://schemas.microsoft.com/office/drawing/2017/model3d" xmlns:o="urn:schemas-microsoft-com:office:office" xmlns:r="http://schemas.openxmlformats.org/officeDocument/2006/relationships" xmlns:m="http://schemas.openxmlformats.org/officeDocument/2006/math" xmlns:v="urn:schemas-microsoft-com:vml" xmlns:wp14="http://schemas.microsoft.com/office/word/2010/wordprocessingDrawing" xmlns:wp="http://schemas.openxmlformats.org/drawingml/2006/wordprocessingDrawing" xmlns:w10="urn:schemas-microsoft-com:office:word" xmlns:w="http://schemas.openxmlformats.org/wordprocessingml/2006/main" xmlns:w14="http://schemas.microsoft.com/office/word/2010/wordml" xmlns:w15="http://schemas.microsoft.com/office/word/2012/wordml" xmlns:w16cid="http://schemas.microsoft.com/office/word/2016/wordml/cid" xmlns:w16se="http://schemas.microsoft.com/office/word/2015/wordml/symex" xmlns:wpg="http://schemas.microsoft.com/office/word/2010/wordprocessingGroup" xmlns:wpi="http://schemas.microsoft.com/office/word/2010/wordprocessingInk" xmlns:wne="http://schemas.microsoft.com/office/word/2006/wordml" xmlns:wps="http://schemas.microsoft.com/office/word/2010/wordprocessingShape" mc:Ignorable="w14 w15 w16se w16cid wp14">
+<w:numbering xmlns:wpc="http://schemas.microsoft.com/office/word/2010/wordprocessingCanvas" xmlns:cx="http://schemas.microsoft.com/office/drawing/2014/chartex" xmlns:cx1="http://schemas.microsoft.com/office/drawing/2015/9/8/chartex" xmlns:cx2="http://schemas.microsoft.com/office/drawing/2015/10/21/chartex" xmlns:cx3="http://schemas.microsoft.com/office/drawing/2016/5/9/chartex" xmlns:cx4="http://schemas.microsoft.com/office/drawing/2016/5/10/chartex" xmlns:cx5="http://schemas.microsoft.com/office/drawing/2016/5/11/chartex" xmlns:cx6="http://schemas.microsoft.com/office/drawing/2016/5/12/chartex" xmlns:cx7="http://schemas.microsoft.com/office/drawing/2016/5/13/chartex" xmlns:cx8="http://schemas.microsoft.com/office/drawing/2016/5/14/chartex" xmlns:mc="http://schemas.openxmlformats.org/markup-compatibility/2006" xmlns:aink="http://schemas.microsoft.com/office/drawing/2016/ink" xmlns:am3d="http://schemas.microsoft.com/office/drawing/2017/model3d" xmlns:o="urn:schemas-microsoft-com:office:office" xmlns:oel="http://schemas.microsoft.com/office/2019/extlst" xmlns:r="http://schemas.openxmlformats.org/officeDocument/2006/relationships" xmlns:m="http://schemas.openxmlformats.org/officeDocument/2006/math" xmlns:v="urn:schemas-microsoft-com:vml" xmlns:wp14="http://schemas.microsoft.com/office/word/2010/wordprocessingDrawing" xmlns:wp="http://schemas.openxmlformats.org/drawingml/2006/wordprocessingDrawing" xmlns:w10="urn:schemas-microsoft-com:office:word" xmlns:w="http://schemas.openxmlformats.org/wordprocessingml/2006/main" xmlns:w14="http://schemas.microsoft.com/office/word/2010/wordml" xmlns:w15="http://schemas.microsoft.com/office/word/2012/wordml" xmlns:w16cex="http://schemas.microsoft.com/office/word/2018/wordml/cex" xmlns:w16cid="http://schemas.microsoft.com/office/word/2016/wordml/cid" xmlns:w16="http://schemas.microsoft.com/office/word/2018/wordml" xmlns:w16du="http://schemas.microsoft.com/office/word/2023/wordml/word16du" xmlns:w16sdtdh="http://schemas.microsoft.com/office/word/2020/wordml/sdtdatahash" xmlns:w16sdtfl="http://schemas.microsoft.com/office/word/2024/wordml/sdtformatlock" xmlns:w16se="http://schemas.microsoft.com/office/word/2015/wordml/symex" xmlns:wpg="http://schemas.microsoft.com/office/word/2010/wordprocessingGroup" xmlns:wpi="http://schemas.microsoft.com/office/word/2010/wordprocessingInk" xmlns:wne="http://schemas.microsoft.com/office/word/2006/wordml" xmlns:wps="http://schemas.microsoft.com/office/word/2010/wordprocessingShape" mc:Ignorable="w14 w15 w16se w16cid w16 w16cex w16sdtdh w16sdtfl w16du wp14">
   <w:abstractNum w:abstractNumId="0" w15:restartNumberingAfterBreak="0">
     <w:nsid w:val="73AE39C2"/>
     <w:multiLevelType w:val="multilevel"/>
@@ -2349,14 +2369,14 @@
       </w:pPr>
     </w:lvl>
   </w:abstractNum>
-  <w:num w:numId="1">
+  <w:num w:numId="1" w16cid:durableId="298926041">
     <w:abstractNumId w:val="0"/>
   </w:num>
 </w:numbering>
 </file>
 
 <file path=word/styles.xml><?xml version="1.0" encoding="utf-8"?>
-<w:styles xmlns:mc="http://schemas.openxmlformats.org/markup-compatibility/2006" xmlns:r="http://schemas.openxmlformats.org/officeDocument/2006/relationships" xmlns:w="http://schemas.openxmlformats.org/wordprocessingml/2006/main" xmlns:w14="http://schemas.microsoft.com/office/word/2010/wordml" xmlns:w15="http://schemas.microsoft.com/office/word/2012/wordml" xmlns:w16cid="http://schemas.microsoft.com/office/word/2016/wordml/cid" xmlns:w16se="http://schemas.microsoft.com/office/word/2015/wordml/symex" mc:Ignorable="w14 w15 w16se w16cid">
+<w:styles xmlns:mc="http://schemas.openxmlformats.org/markup-compatibility/2006" xmlns:r="http://schemas.openxmlformats.org/officeDocument/2006/relationships" xmlns:w="http://schemas.openxmlformats.org/wordprocessingml/2006/main" xmlns:w14="http://schemas.microsoft.com/office/word/2010/wordml" xmlns:w15="http://schemas.microsoft.com/office/word/2012/wordml" xmlns:w16cex="http://schemas.microsoft.com/office/word/2018/wordml/cex" xmlns:w16cid="http://schemas.microsoft.com/office/word/2016/wordml/cid" xmlns:w16="http://schemas.microsoft.com/office/word/2018/wordml" xmlns:w16du="http://schemas.microsoft.com/office/word/2023/wordml/word16du" xmlns:w16sdtdh="http://schemas.microsoft.com/office/word/2020/wordml/sdtdatahash" xmlns:w16sdtfl="http://schemas.microsoft.com/office/word/2024/wordml/sdtformatlock" xmlns:w16se="http://schemas.microsoft.com/office/word/2015/wordml/symex" mc:Ignorable="w14 w15 w16se w16cid w16 w16cex w16sdtdh w16sdtfl w16du">
   <w:docDefaults>
     <w:rPrDefault>
       <w:rPr>
@@ -2372,7 +2392,7 @@
       </w:pPr>
     </w:pPrDefault>
   </w:docDefaults>
-  <w:latentStyles w:defLockedState="0" w:defUIPriority="99" w:defSemiHidden="0" w:defUnhideWhenUsed="0" w:defQFormat="0" w:count="375">
+  <w:latentStyles w:defLockedState="0" w:defUIPriority="99" w:defSemiHidden="0" w:defUnhideWhenUsed="0" w:defQFormat="0" w:count="376">
     <w:lsdException w:name="Normal" w:uiPriority="0" w:qFormat="1"/>
     <w:lsdException w:name="heading 1" w:uiPriority="9" w:qFormat="1"/>
     <w:lsdException w:name="heading 2" w:uiPriority="9" w:qFormat="1"/>
@@ -2747,6 +2767,7 @@
     <w:lsdException w:name="Smart Hyperlink" w:semiHidden="1" w:unhideWhenUsed="1"/>
     <w:lsdException w:name="Hashtag" w:semiHidden="1" w:unhideWhenUsed="1"/>
     <w:lsdException w:name="Unresolved Mention" w:semiHidden="1" w:unhideWhenUsed="1"/>
+    <w:lsdException w:name="Smart Link" w:semiHidden="1" w:unhideWhenUsed="1"/>
   </w:latentStyles>
   <w:style w:type="paragraph" w:default="1" w:styleId="a">
     <w:name w:val="Normal"/>
